--- a/extrakty/doc/TC278WG4/extract_14819-1_(2023).docx
+++ b/extrakty/doc/TC278WG4/extract_14819-1_(2023).docx
@@ -464,18 +464,18 @@
         <w:rPr>
           <w:rFonts w:ascii="Arial" w:eastAsia="Arial" w:hAnsi="Arial" w:cs="Arial"/>
           <w:color w:val="000000"/>
-          <w:sz w:val="20"/>
-          <w:szCs w:val="20"/>
-        </w:rPr>
-      </w:pPr>
-      <w:r>
-        <w:rPr>
-          <w:rFonts w:ascii="Arial" w:eastAsia="Arial" w:hAnsi="Arial" w:cs="Arial"/>
-          <w:color w:val="000000"/>
-          <w:sz w:val="20"/>
-          <w:szCs w:val="20"/>
-        </w:rPr>
-        <w:t>Poznámka: Extrakt uvádí vybrané kapitoly popisovaného dokumentu a přejímá původní číslování kapitol.</w:t>
+          <w:sz w:val="22"/>
+          <w:szCs w:val="22"/>
+        </w:rPr>
+      </w:pPr>
+      <w:r>
+        <w:rPr>
+          <w:rFonts w:ascii="Arial" w:eastAsia="Arial" w:hAnsi="Arial" w:cs="Arial"/>
+          <w:color w:val="000000"/>
+          <w:sz w:val="22"/>
+          <w:szCs w:val="22"/>
+        </w:rPr>
+        <w:t xml:space="preserve">Poznámka: Extrakt uvádí vybrané kapitoly popisovaného dokumentu a přejímá původní číslování kapitol.</w:t>
       </w:r>
     </w:p>
     <w:p>
@@ -599,7 +599,7 @@
           <w:sz w:val="32"/>
           <w:szCs w:val="32"/>
         </w:rPr>
-        <w:t>Souvisící normy</w:t>
+        <w:t>1 Předmět normy</w:t>
       </w:r>
     </w:p>
     <w:p>
@@ -627,7 +627,81 @@
           <w:sz w:val="22"/>
           <w:szCs w:val="22"/>
         </w:rPr>
-        <w:t xml:space="preserve">Popisovaný dokument uvádí 3 souvisící dokumenty: EN ISO 14819-2 (kódy událostí), EN ISO 14819-3 (odkazování na polohu) a IEC 62106 (soubor) Specifikace rádiového datového systému (RDS) pro rozhlasové vysílání VKV/FM v kmitočtovém pásmu od 64,0 MHz do 108,0 MHz.</w:t>
+        <w:t>Tato kapitola (rozsah 1,5 strany) obsahuje 5 článků</w:t>
+      </w:r>
+      <w:r>
+        <w:rPr>
+          <w:rFonts w:ascii="Arial" w:eastAsia="Arial" w:hAnsi="Arial" w:cs="Arial"/>
+          <w:color w:val="000000"/>
+          <w:sz w:val="22"/>
+          <w:szCs w:val="22"/>
+        </w:rPr>
+        <w:t>: 1.1 Všeobecný předmět normy, 1.2 Obsah, 1.3 Management zpráv, 1.4 Přenos a 1.5 Katalog událostí</w:t>
+      </w:r>
+      <w:r>
+        <w:rPr>
+          <w:rFonts w:ascii="Arial" w:eastAsia="Arial" w:hAnsi="Arial" w:cs="Arial"/>
+          <w:color w:val="000000"/>
+          <w:sz w:val="22"/>
+          <w:szCs w:val="22"/>
+        </w:rPr>
+        <w:t>.</w:t>
+      </w:r>
+    </w:p>
+    <w:p>
+      <w:pPr>
+        <w:pBdr>
+          <w:top w:val="nil"/>
+          <w:left w:val="nil"/>
+          <w:bottom w:val="nil"/>
+          <w:right w:val="nil"/>
+          <w:between w:val="nil"/>
+        </w:pBdr>
+        <w:spacing w:line="240" w:lineRule="auto"/>
+        <w:ind w:left="0" w:hanging="2"/>
+        <w:rPr>
+          <w:rFonts w:ascii="Arial" w:eastAsia="Arial" w:hAnsi="Arial" w:cs="Arial"/>
+          <w:color w:val="000000"/>
+          <w:sz w:val="22"/>
+          <w:szCs w:val="22"/>
+        </w:rPr>
+      </w:pPr>
+      <w:r>
+        <w:rPr>
+          <w:rFonts w:ascii="Arial" w:eastAsia="Arial" w:hAnsi="Arial" w:cs="Arial"/>
+          <w:color w:val="000000"/>
+          <w:sz w:val="22"/>
+          <w:szCs w:val="22"/>
+        </w:rPr>
+        <w:t>Popisovaný dokument stanovuje protokol ALERT-C určený k poskytování informačních zpráv řidičům vozidel. Stanovuje strukturu zpráv, způsob jejich sestavení a rekonstrukce v koncových zařízeních a způsob řízení obsahu včetně aktualizace či rušení zpráv v přijímači. Dále stanovuje, jak přenášet informace o službě TMC v rozhlasovém vysílání, informace o poskytovateli, o použité lokační tabulce a o případném šifrování obsahu.</w:t>
+      </w:r>
+    </w:p>
+    <w:p>
+      <w:pPr>
+        <w:pBdr>
+          <w:top w:val="nil"/>
+          <w:left w:val="nil"/>
+          <w:bottom w:val="nil"/>
+          <w:right w:val="nil"/>
+          <w:between w:val="nil"/>
+        </w:pBdr>
+        <w:spacing w:line="240" w:lineRule="auto"/>
+        <w:ind w:left="0" w:hanging="2"/>
+        <w:rPr>
+          <w:rFonts w:ascii="Arial" w:eastAsia="Arial" w:hAnsi="Arial" w:cs="Arial"/>
+          <w:color w:val="000000"/>
+          <w:sz w:val="22"/>
+          <w:szCs w:val="22"/>
+        </w:rPr>
+      </w:pPr>
+      <w:r>
+        <w:rPr>
+          <w:rFonts w:ascii="Arial" w:eastAsia="Arial" w:hAnsi="Arial" w:cs="Arial"/>
+          <w:color w:val="000000"/>
+          <w:sz w:val="22"/>
+          <w:szCs w:val="22"/>
+        </w:rPr>
+        <w:t>Popisovaný dokument je zaměřen na událostně orientované silniční situace s okrajovým začleněním stavových informací. Standardní uživatelská zpráva TMC obsahuje pět základních položek: popis události, místo, směr a rozsah, dobu trvání a doporučení k odklonění provozu. Ke kterékoliv zprávě je možné pomocí dalších datových skupin RDS přidat volitelné informace.</w:t>
       </w:r>
     </w:p>
     <w:p>
@@ -661,7 +735,7 @@
           <w:sz w:val="32"/>
           <w:szCs w:val="32"/>
         </w:rPr>
-        <w:t>1 Předmět normy</w:t>
+        <w:t xml:space="preserve">2 Souvisící normy</w:t>
       </w:r>
     </w:p>
     <w:p>
@@ -689,81 +763,7 @@
           <w:sz w:val="22"/>
           <w:szCs w:val="22"/>
         </w:rPr>
-        <w:t>Tato kapitola (rozsah 1,5 strany) obsahuje 5 článků</w:t>
-      </w:r>
-      <w:r>
-        <w:rPr>
-          <w:rFonts w:ascii="Arial" w:eastAsia="Arial" w:hAnsi="Arial" w:cs="Arial"/>
-          <w:color w:val="000000"/>
-          <w:sz w:val="22"/>
-          <w:szCs w:val="22"/>
-        </w:rPr>
-        <w:t>: 1.1 Všeobecný předmět normy, 1.2 Obsah, 1.3 Management zpráv, 1.4 Přenos a 1.5 Katalog událostí</w:t>
-      </w:r>
-      <w:r>
-        <w:rPr>
-          <w:rFonts w:ascii="Arial" w:eastAsia="Arial" w:hAnsi="Arial" w:cs="Arial"/>
-          <w:color w:val="000000"/>
-          <w:sz w:val="22"/>
-          <w:szCs w:val="22"/>
-        </w:rPr>
-        <w:t>.</w:t>
-      </w:r>
-    </w:p>
-    <w:p>
-      <w:pPr>
-        <w:pBdr>
-          <w:top w:val="nil"/>
-          <w:left w:val="nil"/>
-          <w:bottom w:val="nil"/>
-          <w:right w:val="nil"/>
-          <w:between w:val="nil"/>
-        </w:pBdr>
-        <w:spacing w:line="240" w:lineRule="auto"/>
-        <w:ind w:left="0" w:hanging="2"/>
-        <w:rPr>
-          <w:rFonts w:ascii="Arial" w:eastAsia="Arial" w:hAnsi="Arial" w:cs="Arial"/>
-          <w:color w:val="000000"/>
-          <w:sz w:val="22"/>
-          <w:szCs w:val="22"/>
-        </w:rPr>
-      </w:pPr>
-      <w:r>
-        <w:rPr>
-          <w:rFonts w:ascii="Arial" w:eastAsia="Arial" w:hAnsi="Arial" w:cs="Arial"/>
-          <w:color w:val="000000"/>
-          <w:sz w:val="22"/>
-          <w:szCs w:val="22"/>
-        </w:rPr>
-        <w:t>Popisovaný dokument stanovuje protokol ALERT-C určený k poskytování informačních zpráv řidičům vozidel. Stanovuje strukturu zpráv, způsob jejich sestavení a rekonstrukce v koncových zařízeních a způsob řízení obsahu včetně aktualizace či rušení zpráv v přijímači. Dále stanovuje, jak přenášet informace o službě TMC v rozhlasovém vysílání, informace o poskytovateli, o použité lokační tabulce a o případném šifrování obsahu.</w:t>
-      </w:r>
-    </w:p>
-    <w:p>
-      <w:pPr>
-        <w:pBdr>
-          <w:top w:val="nil"/>
-          <w:left w:val="nil"/>
-          <w:bottom w:val="nil"/>
-          <w:right w:val="nil"/>
-          <w:between w:val="nil"/>
-        </w:pBdr>
-        <w:spacing w:line="240" w:lineRule="auto"/>
-        <w:ind w:left="0" w:hanging="2"/>
-        <w:rPr>
-          <w:rFonts w:ascii="Arial" w:eastAsia="Arial" w:hAnsi="Arial" w:cs="Arial"/>
-          <w:color w:val="000000"/>
-          <w:sz w:val="22"/>
-          <w:szCs w:val="22"/>
-        </w:rPr>
-      </w:pPr>
-      <w:r>
-        <w:rPr>
-          <w:rFonts w:ascii="Arial" w:eastAsia="Arial" w:hAnsi="Arial" w:cs="Arial"/>
-          <w:color w:val="000000"/>
-          <w:sz w:val="22"/>
-          <w:szCs w:val="22"/>
-        </w:rPr>
-        <w:t>Popisovaný dokument je zaměřen na událostně orientované silniční situace s okrajovým začleněním stavových informací. Standardní uživatelská zpráva TMC obsahuje pět základních položek: popis události, místo, směr a rozsah, dobu trvání a doporučení k odklonění provozu. Ke kterékoliv zprávě je možné pomocí dalších datových skupin RDS přidat volitelné informace.</w:t>
+        <w:t xml:space="preserve">Popisovaný dokument uvádí 3 souvisící dokumenty: EN ISO 14819-2 (kódy událostí), EN ISO 14819-3 (odkazování na polohu) a IEC 62106 (soubor) Specifikace rádiového datového systému (RDS) pro rozhlasové vysílání VKV/FM v kmitočtovém pásmu od 64,0 MHz do 108,0 MHz.</w:t>
       </w:r>
     </w:p>
     <w:p>
@@ -2001,7 +2001,7 @@
           <w:sz w:val="22"/>
           <w:szCs w:val="22"/>
         </w:rPr>
-        <w:t>Další termíny a zkratky z oboru ITS jsou obsaženy ve slovníku ITS (&lt;www.ITSterminology.org&gt;).</w:t>
+        <w:t xml:space="preserve">Další termíny a zkratky z oboru ITS jsou obsaženy ve slovníku ITS terminology (www.ITSterminology.org).</w:t>
       </w:r>
     </w:p>
     <w:p>

--- a/extrakty/doc/TC278WG4/extract_14819-1_(2023).docx
+++ b/extrakty/doc/TC278WG4/extract_14819-1_(2023).docx
@@ -35,7 +35,7 @@
           <w:sz w:val="40"/>
           <w:szCs w:val="40"/>
         </w:rPr>
-        <w:t>EXTRAKT z české technické normy</w:t>
+        <w:t xml:space="preserve">EXTRAKT z evropské normy</w:t>
       </w:r>
     </w:p>
     <w:p>
@@ -222,7 +222,7 @@
                 <w:sz w:val="32"/>
                 <w:szCs w:val="32"/>
               </w:rPr>
-              <w:t>ČSN EN ISO 14819-1</w:t>
+              <w:t xml:space="preserve">EN ISO 14819-1</w:t>
             </w:r>
             <w:r>
               <w:rPr>
@@ -262,7 +262,7 @@
                 <w:sz w:val="28"/>
                 <w:szCs w:val="28"/>
               </w:rPr>
-              <w:t>01 8253</w:t>
+              <w:t xml:space="preserve"/>
             </w:r>
           </w:p>
         </w:tc>
@@ -301,7 +301,7 @@
           <w:sz w:val="28"/>
           <w:szCs w:val="28"/>
         </w:rPr>
-        <w:t>Vydána 2021, 54 stran</w:t>
+        <w:t xml:space="preserve">Vydána 2021, 66 stran</w:t>
       </w:r>
     </w:p>
     <w:p>
